--- a/Lastenheft.docx
+++ b/Lastenheft.docx
@@ -592,6 +592,9 @@
       <w:r>
         <w:t>Login fernster am anfangs</w:t>
       </w:r>
+      <w:r>
+        <w:t xml:space="preserve"> mit E-Mail anmelden und Namen</w:t>
+      </w:r>
     </w:p>
     <w:p>
       <w:pPr>
@@ -627,6 +630,38 @@
       </w:pPr>
       <w:r>
         <w:t xml:space="preserve">Die Daten werden Pro Benutzer gespeichert. </w:t>
+      </w:r>
+    </w:p>
+    <w:p>
+      <w:pPr>
+        <w:pStyle w:val="Listenabsatz"/>
+        <w:numPr>
+          <w:ilvl w:val="0"/>
+          <w:numId w:val="17"/>
+        </w:numPr>
+      </w:pPr>
+      <w:r>
+        <w:t>Code wird dann an E-Mail gesendet</w:t>
+      </w:r>
+    </w:p>
+    <w:p>
+      <w:pPr>
+        <w:pStyle w:val="Listenabsatz"/>
+        <w:numPr>
+          <w:ilvl w:val="0"/>
+          <w:numId w:val="17"/>
+        </w:numPr>
+      </w:pPr>
+      <w:r>
+        <w:t xml:space="preserve">Code kann auch bei Passwort </w:t>
+      </w:r>
+      <w:proofErr w:type="spellStart"/>
+      <w:r>
+        <w:t>Reset</w:t>
+      </w:r>
+      <w:proofErr w:type="spellEnd"/>
+      <w:r>
+        <w:t xml:space="preserve"> angefordert werden.</w:t>
       </w:r>
     </w:p>
     <w:p/>
@@ -657,6 +692,7 @@
           <w:b/>
           <w:bCs/>
         </w:rPr>
+        <w:lastRenderedPageBreak/>
         <w:t>4.1 Benutzerfreundlichkeit</w:t>
       </w:r>
     </w:p>
@@ -668,7 +704,6 @@
         </w:numPr>
       </w:pPr>
       <w:r>
-        <w:lastRenderedPageBreak/>
         <w:t xml:space="preserve">Einfache und intuitive Bedienung </w:t>
       </w:r>
     </w:p>
@@ -997,7 +1032,6 @@
           <w:b/>
           <w:bCs/>
         </w:rPr>
-        <w:lastRenderedPageBreak/>
         <w:t>9. Erfolgskriterien</w:t>
       </w:r>
     </w:p>
@@ -4217,6 +4251,7 @@
   <w:style w:type="character" w:default="1" w:styleId="Absatz-Standardschriftart">
     <w:name w:val="Default Paragraph Font"/>
     <w:uiPriority w:val="1"/>
+    <w:semiHidden/>
     <w:unhideWhenUsed/>
   </w:style>
   <w:style w:type="table" w:default="1" w:styleId="NormaleTabelle">
